--- a/Javascript/jstop500.docx
+++ b/Javascript/jstop500.docx
@@ -460,13 +460,7 @@
         <w:t>arg1, arg2...</w:t>
       </w:r>
       <w:r>
-        <w:t xml:space="preserve"> → a</w:t>
-      </w:r>
-      <w:r>
-        <w:tab/>
-      </w:r>
-      <w:r>
-        <w:t>rguments passed to the function</w:t>
+        <w:t xml:space="preserve"> → arguments passed to the function</w:t>
       </w:r>
     </w:p>
     <w:tbl>
@@ -1597,6 +1591,13 @@
               </w:rPr>
               <w:t>new function</w:t>
             </w:r>
+            <w:r>
+              <w:rPr>
+                <w:b/>
+                <w:bCs/>
+              </w:rPr>
+              <w:t xml:space="preserve"> itself</w:t>
+            </w:r>
           </w:p>
         </w:tc>
       </w:tr>
@@ -1668,109 +1669,55 @@
           <w:bCs/>
         </w:rPr>
         <w:lastRenderedPageBreak/>
-        <w:t xml:space="preserve">What is </w:t>
-      </w:r>
-      <w:r>
-        <w:rPr>
-          <w:b/>
-          <w:bCs/>
-        </w:rPr>
-        <w:t>Prototypes &amp; Prototypal Inheritance</w:t>
-      </w:r>
-      <w:r>
-        <w:rPr>
-          <w:b/>
-          <w:bCs/>
-        </w:rPr>
-        <w:t xml:space="preserve"> in js?</w:t>
-      </w:r>
-    </w:p>
-    <w:p>
-      <w:r>
-        <w:t xml:space="preserve">Every JavaScript object has a </w:t>
-      </w:r>
-      <w:r>
-        <w:rPr>
-          <w:b/>
-          <w:bCs/>
-        </w:rPr>
-        <w:t>hidden property called [[Prototype]]</w:t>
-      </w:r>
-      <w:r>
-        <w:t xml:space="preserve"> (often accessed with __proto__ or Object.getPrototypeOf()).</w:t>
-      </w:r>
-    </w:p>
-    <w:p>
-      <w:r>
-        <w:t>When you try to access a property:</w:t>
+        <w:t>What is Prototypes &amp; Prototypal Inheritance in js?</w:t>
+      </w:r>
+    </w:p>
+    <w:p>
+      <w:r>
+        <w:t xml:space="preserve">Every object in JavaScript has a built-in property called its </w:t>
+      </w:r>
+      <w:r>
+        <w:rPr>
+          <w:b/>
+          <w:bCs/>
+        </w:rPr>
+        <w:t>prototype</w:t>
+      </w:r>
+      <w:r>
+        <w:t>. The prototype is itself an object, and it acts as a "fallback" source of properties and methods.</w:t>
       </w:r>
     </w:p>
     <w:p>
       <w:pPr>
         <w:numPr>
           <w:ilvl w:val="0"/>
-          <w:numId w:val="4"/>
+          <w:numId w:val="5"/>
         </w:numPr>
       </w:pPr>
       <w:r>
-        <w:t xml:space="preserve">JavaScript first looks in the </w:t>
-      </w:r>
-      <w:r>
-        <w:rPr>
-          <w:b/>
-          <w:bCs/>
-        </w:rPr>
-        <w:t>object itself</w:t>
-      </w:r>
-      <w:r>
-        <w:t>.</w:t>
+        <w:t>When you try to access a property that doesn't exist on an object, JavaScript looks at that object's prototype.</w:t>
       </w:r>
     </w:p>
     <w:p>
       <w:pPr>
         <w:numPr>
           <w:ilvl w:val="0"/>
-          <w:numId w:val="4"/>
+          <w:numId w:val="5"/>
         </w:numPr>
       </w:pPr>
       <w:r>
-        <w:t xml:space="preserve">If it doesn’t find it, it looks in the </w:t>
-      </w:r>
-      <w:r>
-        <w:rPr>
-          <w:b/>
-          <w:bCs/>
-        </w:rPr>
-        <w:t>object’s prototype</w:t>
-      </w:r>
-      <w:r>
-        <w:t>.</w:t>
+        <w:t>If it’s not there, it looks at the prototype's prototype.</w:t>
       </w:r>
     </w:p>
     <w:p>
       <w:pPr>
         <w:numPr>
           <w:ilvl w:val="0"/>
-          <w:numId w:val="4"/>
+          <w:numId w:val="5"/>
         </w:numPr>
       </w:pPr>
       <w:r>
-        <w:t xml:space="preserve">Then it looks in the </w:t>
-      </w:r>
-      <w:r>
-        <w:rPr>
-          <w:b/>
-          <w:bCs/>
-        </w:rPr>
-        <w:t>prototype’s prototype</w:t>
-      </w:r>
-      <w:r>
-        <w:t>, and so on.</w:t>
-      </w:r>
-    </w:p>
-    <w:p>
-      <w:r>
-        <w:t xml:space="preserve">This chain is called the </w:t>
+        <w:t xml:space="preserve">This continues until it finds the property or reaches null. This is called the </w:t>
       </w:r>
       <w:r>
         <w:rPr>
@@ -1783,8 +1730,27 @@
         <w:t>.</w:t>
       </w:r>
     </w:p>
-    <w:p>
-      <w:r>
+    <w:p/>
+    <w:p>
+      <w:r>
+        <w:t xml:space="preserve">Every JavaScript object has a </w:t>
+      </w:r>
+      <w:r>
+        <w:rPr>
+          <w:b/>
+          <w:bCs/>
+        </w:rPr>
+        <w:t>hidden property called [[Prototype]]</w:t>
+      </w:r>
+      <w:r>
+        <w:t xml:space="preserve"> (often accessed with __proto__ or Object.getPrototypeOf()).</w:t>
+      </w:r>
+    </w:p>
+    <w:p>
+      <w:r>
+        <w:rPr>
+          <w:noProof/>
+        </w:rPr>
         <w:drawing>
           <wp:inline distT="0" distB="0" distL="0" distR="0" wp14:anchorId="44AD8B01" wp14:editId="50BA6DD1">
             <wp:extent cx="2972215" cy="3162741"/>
@@ -1827,6 +1793,7 @@
         <w:rPr>
           <w:noProof/>
         </w:rPr>
+        <w:lastRenderedPageBreak/>
         <w:drawing>
           <wp:inline distT="0" distB="0" distL="0" distR="0" wp14:anchorId="4AAF6B7E" wp14:editId="3FC73BE0">
             <wp:extent cx="4924937" cy="2356183"/>
@@ -1869,7 +1836,6 @@
         <w:rPr>
           <w:noProof/>
         </w:rPr>
-        <w:lastRenderedPageBreak/>
         <w:drawing>
           <wp:inline distT="0" distB="0" distL="0" distR="0" wp14:anchorId="7931246B" wp14:editId="3B3111BD">
             <wp:extent cx="4735902" cy="2484325"/>
@@ -1956,6 +1922,7 @@
         <w:rPr>
           <w:noProof/>
         </w:rPr>
+        <w:lastRenderedPageBreak/>
         <w:drawing>
           <wp:inline distT="0" distB="0" distL="0" distR="0" wp14:anchorId="0DF4CE2B" wp14:editId="1DAADEFB">
             <wp:extent cx="5943600" cy="2346325"/>
@@ -2577,6 +2544,155 @@
     </w:lvl>
   </w:abstractNum>
   <w:abstractNum w:abstractNumId="2" w15:restartNumberingAfterBreak="0">
+    <w:nsid w:val="13A83CF2"/>
+    <w:multiLevelType w:val="multilevel"/>
+    <w:tmpl w:val="8D30FBA0"/>
+    <w:lvl w:ilvl="0">
+      <w:start w:val="1"/>
+      <w:numFmt w:val="bullet"/>
+      <w:lvlText w:val=""/>
+      <w:lvlJc w:val="left"/>
+      <w:pPr>
+        <w:tabs>
+          <w:tab w:val="num" w:pos="720"/>
+        </w:tabs>
+        <w:ind w:left="720" w:hanging="360"/>
+      </w:pPr>
+      <w:rPr>
+        <w:rFonts w:ascii="Symbol" w:hAnsi="Symbol" w:hint="default"/>
+        <w:sz w:val="20"/>
+      </w:rPr>
+    </w:lvl>
+    <w:lvl w:ilvl="1" w:tentative="1">
+      <w:start w:val="1"/>
+      <w:numFmt w:val="bullet"/>
+      <w:lvlText w:val="o"/>
+      <w:lvlJc w:val="left"/>
+      <w:pPr>
+        <w:tabs>
+          <w:tab w:val="num" w:pos="1440"/>
+        </w:tabs>
+        <w:ind w:left="1440" w:hanging="360"/>
+      </w:pPr>
+      <w:rPr>
+        <w:rFonts w:ascii="Courier New" w:hAnsi="Courier New" w:hint="default"/>
+        <w:sz w:val="20"/>
+      </w:rPr>
+    </w:lvl>
+    <w:lvl w:ilvl="2" w:tentative="1">
+      <w:start w:val="1"/>
+      <w:numFmt w:val="bullet"/>
+      <w:lvlText w:val=""/>
+      <w:lvlJc w:val="left"/>
+      <w:pPr>
+        <w:tabs>
+          <w:tab w:val="num" w:pos="2160"/>
+        </w:tabs>
+        <w:ind w:left="2160" w:hanging="360"/>
+      </w:pPr>
+      <w:rPr>
+        <w:rFonts w:ascii="Wingdings" w:hAnsi="Wingdings" w:hint="default"/>
+        <w:sz w:val="20"/>
+      </w:rPr>
+    </w:lvl>
+    <w:lvl w:ilvl="3" w:tentative="1">
+      <w:start w:val="1"/>
+      <w:numFmt w:val="bullet"/>
+      <w:lvlText w:val=""/>
+      <w:lvlJc w:val="left"/>
+      <w:pPr>
+        <w:tabs>
+          <w:tab w:val="num" w:pos="2880"/>
+        </w:tabs>
+        <w:ind w:left="2880" w:hanging="360"/>
+      </w:pPr>
+      <w:rPr>
+        <w:rFonts w:ascii="Wingdings" w:hAnsi="Wingdings" w:hint="default"/>
+        <w:sz w:val="20"/>
+      </w:rPr>
+    </w:lvl>
+    <w:lvl w:ilvl="4" w:tentative="1">
+      <w:start w:val="1"/>
+      <w:numFmt w:val="bullet"/>
+      <w:lvlText w:val=""/>
+      <w:lvlJc w:val="left"/>
+      <w:pPr>
+        <w:tabs>
+          <w:tab w:val="num" w:pos="3600"/>
+        </w:tabs>
+        <w:ind w:left="3600" w:hanging="360"/>
+      </w:pPr>
+      <w:rPr>
+        <w:rFonts w:ascii="Wingdings" w:hAnsi="Wingdings" w:hint="default"/>
+        <w:sz w:val="20"/>
+      </w:rPr>
+    </w:lvl>
+    <w:lvl w:ilvl="5" w:tentative="1">
+      <w:start w:val="1"/>
+      <w:numFmt w:val="bullet"/>
+      <w:lvlText w:val=""/>
+      <w:lvlJc w:val="left"/>
+      <w:pPr>
+        <w:tabs>
+          <w:tab w:val="num" w:pos="4320"/>
+        </w:tabs>
+        <w:ind w:left="4320" w:hanging="360"/>
+      </w:pPr>
+      <w:rPr>
+        <w:rFonts w:ascii="Wingdings" w:hAnsi="Wingdings" w:hint="default"/>
+        <w:sz w:val="20"/>
+      </w:rPr>
+    </w:lvl>
+    <w:lvl w:ilvl="6" w:tentative="1">
+      <w:start w:val="1"/>
+      <w:numFmt w:val="bullet"/>
+      <w:lvlText w:val=""/>
+      <w:lvlJc w:val="left"/>
+      <w:pPr>
+        <w:tabs>
+          <w:tab w:val="num" w:pos="5040"/>
+        </w:tabs>
+        <w:ind w:left="5040" w:hanging="360"/>
+      </w:pPr>
+      <w:rPr>
+        <w:rFonts w:ascii="Wingdings" w:hAnsi="Wingdings" w:hint="default"/>
+        <w:sz w:val="20"/>
+      </w:rPr>
+    </w:lvl>
+    <w:lvl w:ilvl="7" w:tentative="1">
+      <w:start w:val="1"/>
+      <w:numFmt w:val="bullet"/>
+      <w:lvlText w:val=""/>
+      <w:lvlJc w:val="left"/>
+      <w:pPr>
+        <w:tabs>
+          <w:tab w:val="num" w:pos="5760"/>
+        </w:tabs>
+        <w:ind w:left="5760" w:hanging="360"/>
+      </w:pPr>
+      <w:rPr>
+        <w:rFonts w:ascii="Wingdings" w:hAnsi="Wingdings" w:hint="default"/>
+        <w:sz w:val="20"/>
+      </w:rPr>
+    </w:lvl>
+    <w:lvl w:ilvl="8" w:tentative="1">
+      <w:start w:val="1"/>
+      <w:numFmt w:val="bullet"/>
+      <w:lvlText w:val=""/>
+      <w:lvlJc w:val="left"/>
+      <w:pPr>
+        <w:tabs>
+          <w:tab w:val="num" w:pos="6480"/>
+        </w:tabs>
+        <w:ind w:left="6480" w:hanging="360"/>
+      </w:pPr>
+      <w:rPr>
+        <w:rFonts w:ascii="Wingdings" w:hAnsi="Wingdings" w:hint="default"/>
+        <w:sz w:val="20"/>
+      </w:rPr>
+    </w:lvl>
+  </w:abstractNum>
+  <w:abstractNum w:abstractNumId="3" w15:restartNumberingAfterBreak="0">
     <w:nsid w:val="509D59E2"/>
     <w:multiLevelType w:val="hybridMultilevel"/>
     <w:tmpl w:val="A7B6999E"/>
@@ -2665,7 +2781,7 @@
       </w:pPr>
     </w:lvl>
   </w:abstractNum>
-  <w:abstractNum w:abstractNumId="3" w15:restartNumberingAfterBreak="0">
+  <w:abstractNum w:abstractNumId="4" w15:restartNumberingAfterBreak="0">
     <w:nsid w:val="57837FC8"/>
     <w:multiLevelType w:val="multilevel"/>
     <w:tmpl w:val="034610A2"/>
@@ -2779,7 +2895,7 @@
     </w:lvl>
   </w:abstractNum>
   <w:num w:numId="1" w16cid:durableId="1761873892">
-    <w:abstractNumId w:val="2"/>
+    <w:abstractNumId w:val="3"/>
   </w:num>
   <w:num w:numId="2" w16cid:durableId="1315834176">
     <w:abstractNumId w:val="1"/>
@@ -2788,7 +2904,10 @@
     <w:abstractNumId w:val="0"/>
   </w:num>
   <w:num w:numId="4" w16cid:durableId="1044058849">
-    <w:abstractNumId w:val="3"/>
+    <w:abstractNumId w:val="4"/>
+  </w:num>
+  <w:num w:numId="5" w16cid:durableId="1505976569">
+    <w:abstractNumId w:val="2"/>
   </w:num>
 </w:numbering>
 </file>
